--- a/AeroLux Jets.docx
+++ b/AeroLux Jets.docx
@@ -102,7 +102,7 @@
     </w:p>
     <w:sdt>
       <w:sdtPr>
-        <w:id w:val="-1554135878"/>
+        <w:id w:val="-589376357"/>
         <w:tag w:val="goog_rdk_0"/>
       </w:sdtPr>
       <w:sdtContent>
@@ -135,12 +135,12 @@
                 <wp:extent cx="1223984" cy="1511204"/>
                 <wp:effectExtent b="0" l="0" r="0" t="0"/>
                 <wp:wrapNone/>
-                <wp:docPr id="6" name="image2.png"/>
+                <wp:docPr id="6" name="image1.png"/>
                 <a:graphic>
                   <a:graphicData uri="http://schemas.openxmlformats.org/drawingml/2006/picture">
                     <pic:pic>
                       <pic:nvPicPr>
-                        <pic:cNvPr id="0" name="image2.png"/>
+                        <pic:cNvPr id="0" name="image1.png"/>
                         <pic:cNvPicPr preferRelativeResize="0"/>
                       </pic:nvPicPr>
                       <pic:blipFill>
@@ -177,12 +177,12 @@
                 <wp:extent cx="1223984" cy="1417678"/>
                 <wp:effectExtent b="0" l="0" r="0" t="0"/>
                 <wp:wrapNone/>
-                <wp:docPr id="5" name="image1.png"/>
+                <wp:docPr id="5" name="image2.png"/>
                 <a:graphic>
                   <a:graphicData uri="http://schemas.openxmlformats.org/drawingml/2006/picture">
                     <pic:pic>
                       <pic:nvPicPr>
-                        <pic:cNvPr id="0" name="image1.png"/>
+                        <pic:cNvPr id="0" name="image2.png"/>
                         <pic:cNvPicPr preferRelativeResize="0"/>
                       </pic:nvPicPr>
                       <pic:blipFill>
@@ -687,7 +687,7 @@
     </w:p>
     <w:sdt>
       <w:sdtPr>
-        <w:id w:val="1507492884"/>
+        <w:id w:val="1711494543"/>
         <w:tag w:val="goog_rdk_1"/>
       </w:sdtPr>
       <w:sdtContent>
@@ -712,7 +712,7 @@
     </w:sdt>
     <w:sdt>
       <w:sdtPr>
-        <w:id w:val="-722743755"/>
+        <w:id w:val="-923994173"/>
         <w:tag w:val="goog_rdk_2"/>
       </w:sdtPr>
       <w:sdtContent>
@@ -1034,7 +1034,7 @@
     </w:p>
     <w:sdt>
       <w:sdtPr>
-        <w:id w:val="435490714"/>
+        <w:id w:val="-1286154696"/>
         <w:docPartObj>
           <w:docPartGallery w:val="Table of Contents"/>
           <w:docPartUnique w:val="1"/>
@@ -1695,7 +1695,7 @@
     </w:p>
     <w:sdt>
       <w:sdtPr>
-        <w:id w:val="-1157397149"/>
+        <w:id w:val="1979866330"/>
         <w:tag w:val="goog_rdk_3"/>
       </w:sdtPr>
       <w:sdtContent>
@@ -3638,6 +3638,458 @@
           <w:rtl w:val="0"/>
         </w:rPr>
         <w:t xml:space="preserve"> Nu oferă o pagină tip „magazin” tradițional, modelul lor bazându-se pe forțarea utilizatorului să descarce aplicația mobilă pentru a vedea efectiv disponibilitatea avioanelor.</w:t>
+      </w:r>
+    </w:p>
+    <w:p>
+      <w:pPr>
+        <w:pStyle w:val="Heading1"/>
+        <w:spacing w:before="547" w:lineRule="auto"/>
+        <w:ind w:left="0"/>
+        <w:rPr>
+          <w:rFonts w:ascii="Times New Roman" w:cs="Times New Roman" w:eastAsia="Times New Roman" w:hAnsi="Times New Roman"/>
+        </w:rPr>
+      </w:pPr>
+      <w:bookmarkStart w:colFirst="0" w:colLast="0" w:name="_heading=h.v70i0671yhoo" w:id="16"/>
+      <w:bookmarkEnd w:id="16"/>
+      <w:r>
+        <w:br w:type="page"/>
+      </w:r>
+      <w:r>
+        <w:rPr>
+          <w:rtl w:val="0"/>
+        </w:rPr>
+      </w:r>
+    </w:p>
+    <w:p>
+      <w:pPr>
+        <w:pStyle w:val="Heading1"/>
+        <w:spacing w:before="547" w:lineRule="auto"/>
+        <w:ind w:left="0"/>
+        <w:rPr>
+          <w:rFonts w:ascii="Times New Roman" w:cs="Times New Roman" w:eastAsia="Times New Roman" w:hAnsi="Times New Roman"/>
+        </w:rPr>
+      </w:pPr>
+      <w:bookmarkStart w:colFirst="0" w:colLast="0" w:name="_heading=h.nc158dfrmytf" w:id="18"/>
+      <w:bookmarkEnd w:id="18"/>
+      <w:r>
+        <w:rPr>
+          <w:rFonts w:ascii="Times New Roman" w:cs="Times New Roman" w:eastAsia="Times New Roman" w:hAnsi="Times New Roman"/>
+          <w:rtl w:val="0"/>
+        </w:rPr>
+        <w:t xml:space="preserve">3.</w:t>
+      </w:r>
+      <w:bookmarkStart w:colFirst="0" w:colLast="0" w:name="bookmark=kix.8ghmvsa0f26d" w:id="17"/>
+      <w:bookmarkEnd w:id="17"/>
+      <w:r>
+        <w:rPr>
+          <w:rFonts w:ascii="Times New Roman" w:cs="Times New Roman" w:eastAsia="Times New Roman" w:hAnsi="Times New Roman"/>
+          <w:rtl w:val="0"/>
+        </w:rPr>
+        <w:t xml:space="preserve"> PreImplementare</w:t>
+      </w:r>
+    </w:p>
+    <w:p>
+      <w:pPr>
+        <w:spacing w:before="2" w:lineRule="auto"/>
+        <w:rPr>
+          <w:b w:val="1"/>
+          <w:bCs w:val="1"/>
+          <w:sz w:val="81"/>
+          <w:szCs w:val="81"/>
+        </w:rPr>
+      </w:pPr>
+      <w:r>
+        <w:rPr>
+          <w:rtl w:val="0"/>
+        </w:rPr>
+      </w:r>
+    </w:p>
+    <w:p>
+      <w:pPr>
+        <w:pStyle w:val="Heading2"/>
+        <w:tabs>
+          <w:tab w:val="left" w:leader="none" w:pos="956"/>
+          <w:tab w:val="left" w:leader="none" w:pos="958"/>
+        </w:tabs>
+        <w:ind w:left="0" w:firstLine="0"/>
+        <w:rPr>
+          <w:rFonts w:ascii="Times New Roman" w:cs="Times New Roman" w:eastAsia="Times New Roman" w:hAnsi="Times New Roman"/>
+        </w:rPr>
+      </w:pPr>
+      <w:bookmarkStart w:colFirst="0" w:colLast="0" w:name="_heading=h.v9i4h5yac8l1" w:id="20"/>
+      <w:bookmarkEnd w:id="20"/>
+      <w:r>
+        <w:rPr>
+          <w:rFonts w:ascii="Times New Roman" w:cs="Times New Roman" w:eastAsia="Times New Roman" w:hAnsi="Times New Roman"/>
+          <w:rtl w:val="0"/>
+        </w:rPr>
+        <w:t xml:space="preserve">3</w:t>
+      </w:r>
+      <w:r>
+        <w:rPr>
+          <w:rFonts w:ascii="Times New Roman" w:cs="Times New Roman" w:eastAsia="Times New Roman" w:hAnsi="Times New Roman"/>
+          <w:rtl w:val="0"/>
+        </w:rPr>
+        <w:t xml:space="preserve">.1</w:t>
+        <w:tab/>
+        <w:t xml:space="preserve">Etapa 1</w:t>
+      </w:r>
+      <w:bookmarkStart w:colFirst="0" w:colLast="0" w:name="bookmark=kix.jagbfreufbdg" w:id="19"/>
+      <w:bookmarkEnd w:id="19"/>
+      <w:r>
+        <w:rPr>
+          <w:rtl w:val="0"/>
+        </w:rPr>
+      </w:r>
+    </w:p>
+    <w:p>
+      <w:pPr>
+        <w:spacing w:after="240" w:before="240" w:line="360" w:lineRule="auto"/>
+        <w:jc w:val="both"/>
+        <w:rPr/>
+      </w:pPr>
+      <w:r>
+        <w:rPr>
+          <w:rtl w:val="0"/>
+        </w:rPr>
+        <w:t xml:space="preserve">Pentru realizarea primei etape, structura documentului HTML a fost construită respectând standardele semantice HTML5. Pagina începe cu declarația </w:t>
+      </w:r>
+      <w:r>
+        <w:rPr>
+          <w:rFonts w:ascii="Roboto Mono" w:cs="Roboto Mono" w:eastAsia="Roboto Mono" w:hAnsi="Roboto Mono"/>
+          <w:color w:val="188038"/>
+          <w:rtl w:val="0"/>
+        </w:rPr>
+        <w:t xml:space="preserve">&lt;!DOCTYPE html&gt;</w:t>
+      </w:r>
+      <w:r>
+        <w:rPr>
+          <w:rtl w:val="0"/>
+        </w:rPr>
+        <w:t xml:space="preserve"> și atributul de limbă setat prin </w:t>
+      </w:r>
+      <w:r>
+        <w:rPr>
+          <w:rFonts w:ascii="Roboto Mono" w:cs="Roboto Mono" w:eastAsia="Roboto Mono" w:hAnsi="Roboto Mono"/>
+          <w:color w:val="188038"/>
+          <w:rtl w:val="0"/>
+        </w:rPr>
+        <w:t xml:space="preserve">&lt;html lang="ro"&gt;</w:t>
+      </w:r>
+      <w:r>
+        <w:rPr>
+          <w:rtl w:val="0"/>
+        </w:rPr>
+        <w:t xml:space="preserve">. În secțiunea de head, au fost incluse tagurile meta esențiale pentru definirea setului de caractere (</w:t>
+      </w:r>
+      <w:r>
+        <w:rPr>
+          <w:rFonts w:ascii="Roboto Mono" w:cs="Roboto Mono" w:eastAsia="Roboto Mono" w:hAnsi="Roboto Mono"/>
+          <w:color w:val="188038"/>
+          <w:rtl w:val="0"/>
+        </w:rPr>
+        <w:t xml:space="preserve">&lt;meta charset="UTF-8"&gt;</w:t>
+      </w:r>
+      <w:r>
+        <w:rPr>
+          <w:rtl w:val="0"/>
+        </w:rPr>
+        <w:t xml:space="preserve">), precum și pentru SEO, de exemplu </w:t>
+      </w:r>
+      <w:r>
+        <w:rPr>
+          <w:rFonts w:ascii="Roboto Mono" w:cs="Roboto Mono" w:eastAsia="Roboto Mono" w:hAnsi="Roboto Mono"/>
+          <w:color w:val="188038"/>
+          <w:rtl w:val="0"/>
+        </w:rPr>
+        <w:t xml:space="preserve">&lt;meta name="description" content="Servicii premium de închiriere avioane private"&gt;</w:t>
+      </w:r>
+      <w:r>
+        <w:rPr>
+          <w:rtl w:val="0"/>
+        </w:rPr>
+        <w:t xml:space="preserve">. De asemenea, a fost integrat un favicon adaptabil, incluzând specificarea culorii de fundal pentru dispozitivele compatibile prin </w:t>
+      </w:r>
+      <w:r>
+        <w:rPr>
+          <w:rFonts w:ascii="Roboto Mono" w:cs="Roboto Mono" w:eastAsia="Roboto Mono" w:hAnsi="Roboto Mono"/>
+          <w:color w:val="188038"/>
+          <w:rtl w:val="0"/>
+        </w:rPr>
+        <w:t xml:space="preserve">&lt;meta name="msapplication-TileColor" content="#0a192f"&gt;</w:t>
+      </w:r>
+      <w:r>
+        <w:rPr>
+          <w:rtl w:val="0"/>
+        </w:rPr>
+        <w:t xml:space="preserve">.</w:t>
+      </w:r>
+    </w:p>
+    <w:p>
+      <w:pPr>
+        <w:spacing w:after="240" w:before="240" w:line="360" w:lineRule="auto"/>
+        <w:jc w:val="both"/>
+        <w:rPr/>
+      </w:pPr>
+      <w:r>
+        <w:rPr>
+          <w:rtl w:val="0"/>
+        </w:rPr>
+        <w:t xml:space="preserve">La nivel structural, corpul paginii este divizat clar în </w:t>
+      </w:r>
+      <w:r>
+        <w:rPr>
+          <w:rFonts w:ascii="Roboto Mono" w:cs="Roboto Mono" w:eastAsia="Roboto Mono" w:hAnsi="Roboto Mono"/>
+          <w:color w:val="188038"/>
+          <w:rtl w:val="0"/>
+        </w:rPr>
+        <w:t xml:space="preserve">&lt;header&gt;</w:t>
+      </w:r>
+      <w:r>
+        <w:rPr>
+          <w:rtl w:val="0"/>
+        </w:rPr>
+        <w:t xml:space="preserve">, </w:t>
+      </w:r>
+      <w:r>
+        <w:rPr>
+          <w:rFonts w:ascii="Roboto Mono" w:cs="Roboto Mono" w:eastAsia="Roboto Mono" w:hAnsi="Roboto Mono"/>
+          <w:color w:val="188038"/>
+          <w:rtl w:val="0"/>
+        </w:rPr>
+        <w:t xml:space="preserve">&lt;main&gt;</w:t>
+      </w:r>
+      <w:r>
+        <w:rPr>
+          <w:rtl w:val="0"/>
+        </w:rPr>
+        <w:t xml:space="preserve"> și </w:t>
+      </w:r>
+      <w:r>
+        <w:rPr>
+          <w:rFonts w:ascii="Roboto Mono" w:cs="Roboto Mono" w:eastAsia="Roboto Mono" w:hAnsi="Roboto Mono"/>
+          <w:color w:val="188038"/>
+          <w:rtl w:val="0"/>
+        </w:rPr>
+        <w:t xml:space="preserve">&lt;footer&gt;</w:t>
+      </w:r>
+      <w:r>
+        <w:rPr>
+          <w:rtl w:val="0"/>
+        </w:rPr>
+        <w:t xml:space="preserve">. În interiorul zonei principale, conținutul este organizat logic; de exemplu, o zonă de oferte este marcată printr-un </w:t>
+      </w:r>
+      <w:r>
+        <w:rPr>
+          <w:rFonts w:ascii="Roboto Mono" w:cs="Roboto Mono" w:eastAsia="Roboto Mono" w:hAnsi="Roboto Mono"/>
+          <w:color w:val="188038"/>
+          <w:rtl w:val="0"/>
+        </w:rPr>
+        <w:t xml:space="preserve">&lt;article&gt;</w:t>
+      </w:r>
+      <w:r>
+        <w:rPr>
+          <w:rtl w:val="0"/>
+        </w:rPr>
+        <w:t xml:space="preserve">, care la rândul său conține un titlu </w:t>
+      </w:r>
+      <w:r>
+        <w:rPr>
+          <w:rFonts w:ascii="Roboto Mono" w:cs="Roboto Mono" w:eastAsia="Roboto Mono" w:hAnsi="Roboto Mono"/>
+          <w:color w:val="188038"/>
+          <w:rtl w:val="0"/>
+        </w:rPr>
+        <w:t xml:space="preserve">&lt;h2&gt;</w:t>
+      </w:r>
+      <w:r>
+        <w:rPr>
+          <w:rtl w:val="0"/>
+        </w:rPr>
+        <w:t xml:space="preserve">, respectând ierarhia corectă a heading-urilor. Navigarea principală din header este construită dintr-o listă neordonată de linkuri (</w:t>
+      </w:r>
+      <w:r>
+        <w:rPr>
+          <w:rFonts w:ascii="Roboto Mono" w:cs="Roboto Mono" w:eastAsia="Roboto Mono" w:hAnsi="Roboto Mono"/>
+          <w:color w:val="188038"/>
+          <w:rtl w:val="0"/>
+        </w:rPr>
+        <w:t xml:space="preserve">&lt;ul&gt;</w:t>
+      </w:r>
+      <w:r>
+        <w:rPr>
+          <w:rtl w:val="0"/>
+        </w:rPr>
+        <w:t xml:space="preserve"> cu elemente </w:t>
+      </w:r>
+      <w:r>
+        <w:rPr>
+          <w:rFonts w:ascii="Roboto Mono" w:cs="Roboto Mono" w:eastAsia="Roboto Mono" w:hAnsi="Roboto Mono"/>
+          <w:color w:val="188038"/>
+          <w:rtl w:val="0"/>
+        </w:rPr>
+        <w:t xml:space="preserve">&lt;li&gt;</w:t>
+      </w:r>
+      <w:r>
+        <w:rPr>
+          <w:rtl w:val="0"/>
+        </w:rPr>
+        <w:t xml:space="preserve">), incluzând și o sublistă pentru secțiunile ancore din pagina curentă (cum ar fi </w:t>
+      </w:r>
+      <w:r>
+        <w:rPr>
+          <w:rFonts w:ascii="Roboto Mono" w:cs="Roboto Mono" w:eastAsia="Roboto Mono" w:hAnsi="Roboto Mono"/>
+          <w:color w:val="188038"/>
+          <w:rtl w:val="0"/>
+        </w:rPr>
+        <w:t xml:space="preserve">&lt;a href="#flota"&gt;Flota noastră&lt;/a&gt;</w:t>
+      </w:r>
+      <w:r>
+        <w:rPr>
+          <w:rtl w:val="0"/>
+        </w:rPr>
+        <w:t xml:space="preserve">). Pentru a îmbunătăți accesibilitatea textului, au fost utilizate elemente specifice, de pildă afișarea datelor calendaristice prin </w:t>
+      </w:r>
+      <w:r>
+        <w:rPr>
+          <w:rFonts w:ascii="Roboto Mono" w:cs="Roboto Mono" w:eastAsia="Roboto Mono" w:hAnsi="Roboto Mono"/>
+          <w:color w:val="188038"/>
+          <w:rtl w:val="0"/>
+        </w:rPr>
+        <w:t xml:space="preserve">&lt;time datetime="2026-05-20 14:00"&gt;20 Mai, ora 14:00&lt;/time&gt;</w:t>
+      </w:r>
+      <w:r>
+        <w:rPr>
+          <w:rtl w:val="0"/>
+        </w:rPr>
+        <w:t xml:space="preserve"> sau evidențierea termenilor tehnici cu tagul </w:t>
+      </w:r>
+      <w:r>
+        <w:rPr>
+          <w:rFonts w:ascii="Roboto Mono" w:cs="Roboto Mono" w:eastAsia="Roboto Mono" w:hAnsi="Roboto Mono"/>
+          <w:color w:val="188038"/>
+          <w:rtl w:val="0"/>
+        </w:rPr>
+        <w:t xml:space="preserve">&lt;em&gt;</w:t>
+      </w:r>
+      <w:r>
+        <w:rPr>
+          <w:rtl w:val="0"/>
+        </w:rPr>
+        <w:t xml:space="preserve">.</w:t>
+      </w:r>
+    </w:p>
+    <w:p>
+      <w:pPr>
+        <w:spacing w:after="240" w:before="240" w:line="360" w:lineRule="auto"/>
+        <w:jc w:val="both"/>
+        <w:rPr>
+          <w:sz w:val="24"/>
+          <w:szCs w:val="24"/>
+        </w:rPr>
+      </w:pPr>
+      <w:r>
+        <w:rPr>
+          <w:rtl w:val="0"/>
+        </w:rPr>
+        <w:t xml:space="preserve">În plus, pagina integrează elemente funcționale esențiale. A fost adăugat un tabel de date structurat complet, unde am folosit, de exemplu, </w:t>
+      </w:r>
+      <w:r>
+        <w:rPr>
+          <w:rFonts w:ascii="Roboto Mono" w:cs="Roboto Mono" w:eastAsia="Roboto Mono" w:hAnsi="Roboto Mono"/>
+          <w:color w:val="188038"/>
+          <w:rtl w:val="0"/>
+        </w:rPr>
+        <w:t xml:space="preserve">&lt;td colspan="2"&gt;</w:t>
+      </w:r>
+      <w:r>
+        <w:rPr>
+          <w:rtl w:val="0"/>
+        </w:rPr>
+        <w:t xml:space="preserve"> în zona de </w:t>
+      </w:r>
+      <w:r>
+        <w:rPr>
+          <w:rFonts w:ascii="Roboto Mono" w:cs="Roboto Mono" w:eastAsia="Roboto Mono" w:hAnsi="Roboto Mono"/>
+          <w:color w:val="188038"/>
+          <w:rtl w:val="0"/>
+        </w:rPr>
+        <w:t xml:space="preserve">&lt;tfoot&gt;</w:t>
+      </w:r>
+      <w:r>
+        <w:rPr>
+          <w:rtl w:val="0"/>
+        </w:rPr>
+        <w:t xml:space="preserve"> pentru a îmbina două coloane destinate unui mesaj general. Pentru interactivitate de bază, s-au implementat zone ascunse folosind </w:t>
+      </w:r>
+      <w:r>
+        <w:rPr>
+          <w:rFonts w:ascii="Roboto Mono" w:cs="Roboto Mono" w:eastAsia="Roboto Mono" w:hAnsi="Roboto Mono"/>
+          <w:color w:val="188038"/>
+          <w:rtl w:val="0"/>
+        </w:rPr>
+        <w:t xml:space="preserve">&lt;details&gt;</w:t>
+      </w:r>
+      <w:r>
+        <w:rPr>
+          <w:rtl w:val="0"/>
+        </w:rPr>
+        <w:t xml:space="preserve"> și </w:t>
+      </w:r>
+      <w:r>
+        <w:rPr>
+          <w:rFonts w:ascii="Roboto Mono" w:cs="Roboto Mono" w:eastAsia="Roboto Mono" w:hAnsi="Roboto Mono"/>
+          <w:color w:val="188038"/>
+          <w:rtl w:val="0"/>
+        </w:rPr>
+        <w:t xml:space="preserve">&lt;summary&gt;</w:t>
+      </w:r>
+      <w:r>
+        <w:rPr>
+          <w:rtl w:val="0"/>
+        </w:rPr>
+        <w:t xml:space="preserve">, ideale pentru o secțiune de Întrebări Frecvente (FAQ). Elementele cantitative, precum gradul de ocupare al flotei, sunt reprezentate vizual prin cod de tipul </w:t>
+      </w:r>
+      <w:r>
+        <w:rPr>
+          <w:rFonts w:ascii="Roboto Mono" w:cs="Roboto Mono" w:eastAsia="Roboto Mono" w:hAnsi="Roboto Mono"/>
+          <w:color w:val="188038"/>
+          <w:rtl w:val="0"/>
+        </w:rPr>
+        <w:t xml:space="preserve">&lt;meter min="0" max="100" value="85" high="90"&gt;85%&lt;/meter&gt;</w:t>
+      </w:r>
+      <w:r>
+        <w:rPr>
+          <w:rtl w:val="0"/>
+        </w:rPr>
+        <w:t xml:space="preserve">. Partea de subsol conține informații de contact marcate prin tagul </w:t>
+      </w:r>
+      <w:r>
+        <w:rPr>
+          <w:rFonts w:ascii="Roboto Mono" w:cs="Roboto Mono" w:eastAsia="Roboto Mono" w:hAnsi="Roboto Mono"/>
+          <w:color w:val="188038"/>
+          <w:rtl w:val="0"/>
+        </w:rPr>
+        <w:t xml:space="preserve">&lt;address&gt;</w:t>
+      </w:r>
+      <w:r>
+        <w:rPr>
+          <w:rtl w:val="0"/>
+        </w:rPr>
+        <w:t xml:space="preserve">, incluzând linkuri funcționale cu scheme URI specifice, cum ar fi </w:t>
+      </w:r>
+      <w:r>
+        <w:rPr>
+          <w:rFonts w:ascii="Roboto Mono" w:cs="Roboto Mono" w:eastAsia="Roboto Mono" w:hAnsi="Roboto Mono"/>
+          <w:color w:val="188038"/>
+          <w:rtl w:val="0"/>
+        </w:rPr>
+        <w:t xml:space="preserve">&lt;a href="mailto:contact@aerolux.ro"&gt;</w:t>
+      </w:r>
+      <w:r>
+        <w:rPr>
+          <w:rtl w:val="0"/>
+        </w:rPr>
+        <w:t xml:space="preserve"> pentru email.</w:t>
       </w:r>
       <w:r>
         <w:rPr>
@@ -5328,7 +5780,7 @@
 
 <file path=customXML/item1.xml><?xml version="1.0" encoding="utf-8"?>
 <go:gDocsCustomXmlDataStorage xmlns:go="http://customooxmlschemas.google.com/" xmlns:r="http://schemas.openxmlformats.org/officeDocument/2006/relationships" uri="GoogleDocsCustomDataVersion2">
-  <go:docsCustomData xmlns:go="http://customooxmlschemas.google.com/" roundtripDataSignature="AMtx7miW2oeCW037iVqJkH0fcSlc+XBGbg==">CgMxLjAaDQoBMBIICgYIBTICCAEaDQoBMRIICgYIBTICCAEaDQoBMhIICgYIBTICCAEaDQoBMxIICgYIBTICCAEyD2lkLnB2a3FrZTlja2ZzODIOaC5wM3dxcHZqcDU1dGEyD2lkLnI5aHBsZ21xNmNjazIOaC5vaG1xaXU1anN2OWIyD2lkLjJpaWxobDNpMWV3NzIOaC54eDh3d2p6ZnIyN2EyEGtpeC55b3RsaW02b25nOXgyDmgudGs1aGd5cnN1b243MhBraXguN2JpMXJhdzdqMW4yMg1oLnNsMnFpbHJnZG5iMhBraXguM2FzYWdkZ2ZhZ2J5Mg5oLjZ4dWVvYmp4dDZkbjIQa2l4LmIycnZsb200MHozdzIOaC5jenljZnVtZWRhcnMyEGtpeC41OWZjaHJvM2lzYmIyDmguMzh2N3B6M3Rta2p6OAByITFwZktWWUFsaTh0eXZHbzg4RG9VbEhTa2F2eHF2Y2tfQQ==</go:docsCustomData>
+  <go:docsCustomData xmlns:go="http://customooxmlschemas.google.com/" roundtripDataSignature="AMtx7mhw6zjZqqBcPkjPBfJD13IsApQO9A==">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</go:docsCustomData>
 </go:gDocsCustomXmlDataStorage>
 </file>
 

--- a/AeroLux Jets.docx
+++ b/AeroLux Jets.docx
@@ -102,7 +102,7 @@
     </w:p>
     <w:sdt>
       <w:sdtPr>
-        <w:id w:val="-589376357"/>
+        <w:id w:val="319735424"/>
         <w:tag w:val="goog_rdk_0"/>
       </w:sdtPr>
       <w:sdtContent>
@@ -135,12 +135,12 @@
                 <wp:extent cx="1223984" cy="1511204"/>
                 <wp:effectExtent b="0" l="0" r="0" t="0"/>
                 <wp:wrapNone/>
-                <wp:docPr id="6" name="image1.png"/>
+                <wp:docPr id="7" name="image2.png"/>
                 <a:graphic>
                   <a:graphicData uri="http://schemas.openxmlformats.org/drawingml/2006/picture">
                     <pic:pic>
                       <pic:nvPicPr>
-                        <pic:cNvPr id="0" name="image1.png"/>
+                        <pic:cNvPr id="0" name="image2.png"/>
                         <pic:cNvPicPr preferRelativeResize="0"/>
                       </pic:nvPicPr>
                       <pic:blipFill>
@@ -177,12 +177,12 @@
                 <wp:extent cx="1223984" cy="1417678"/>
                 <wp:effectExtent b="0" l="0" r="0" t="0"/>
                 <wp:wrapNone/>
-                <wp:docPr id="5" name="image2.png"/>
+                <wp:docPr id="5" name="image3.png"/>
                 <a:graphic>
                   <a:graphicData uri="http://schemas.openxmlformats.org/drawingml/2006/picture">
                     <pic:pic>
                       <pic:nvPicPr>
-                        <pic:cNvPr id="0" name="image2.png"/>
+                        <pic:cNvPr id="0" name="image3.png"/>
                         <pic:cNvPicPr preferRelativeResize="0"/>
                       </pic:nvPicPr>
                       <pic:blipFill>
@@ -687,7 +687,7 @@
     </w:p>
     <w:sdt>
       <w:sdtPr>
-        <w:id w:val="1711494543"/>
+        <w:id w:val="-942639785"/>
         <w:tag w:val="goog_rdk_1"/>
       </w:sdtPr>
       <w:sdtContent>
@@ -712,7 +712,7 @@
     </w:sdt>
     <w:sdt>
       <w:sdtPr>
-        <w:id w:val="-923994173"/>
+        <w:id w:val="-1002039875"/>
         <w:tag w:val="goog_rdk_2"/>
       </w:sdtPr>
       <w:sdtContent>
@@ -1034,7 +1034,7 @@
     </w:p>
     <w:sdt>
       <w:sdtPr>
-        <w:id w:val="-1286154696"/>
+        <w:id w:val="-534488358"/>
         <w:docPartObj>
           <w:docPartGallery w:val="Table of Contents"/>
           <w:docPartUnique w:val="1"/>
@@ -1695,7 +1695,7 @@
     </w:p>
     <w:sdt>
       <w:sdtPr>
-        <w:id w:val="1979866330"/>
+        <w:id w:val="-1327954061"/>
         <w:tag w:val="goog_rdk_3"/>
       </w:sdtPr>
       <w:sdtContent>
@@ -3676,7 +3676,7 @@
           <w:rFonts w:ascii="Times New Roman" w:cs="Times New Roman" w:eastAsia="Times New Roman" w:hAnsi="Times New Roman"/>
           <w:rtl w:val="0"/>
         </w:rPr>
-        <w:t xml:space="preserve">3.</w:t>
+        <w:t xml:space="preserve">3</w:t>
       </w:r>
       <w:bookmarkStart w:colFirst="0" w:colLast="0" w:name="bookmark=kix.8ghmvsa0f26d" w:id="17"/>
       <w:bookmarkEnd w:id="17"/>
@@ -3685,7 +3685,7 @@
           <w:rFonts w:ascii="Times New Roman" w:cs="Times New Roman" w:eastAsia="Times New Roman" w:hAnsi="Times New Roman"/>
           <w:rtl w:val="0"/>
         </w:rPr>
-        <w:t xml:space="preserve"> PreImplementare</w:t>
+        <w:t xml:space="preserve">. Implementare</w:t>
       </w:r>
     </w:p>
     <w:p>
@@ -3982,10 +3982,7 @@
       <w:pPr>
         <w:spacing w:after="240" w:before="240" w:line="360" w:lineRule="auto"/>
         <w:jc w:val="both"/>
-        <w:rPr>
-          <w:sz w:val="24"/>
-          <w:szCs w:val="24"/>
-        </w:rPr>
+        <w:rPr/>
       </w:pPr>
       <w:r>
         <w:rPr>
@@ -4091,6 +4088,398 @@
         </w:rPr>
         <w:t xml:space="preserve"> pentru email.</w:t>
       </w:r>
+    </w:p>
+    <w:p>
+      <w:pPr>
+        <w:pStyle w:val="Heading2"/>
+        <w:tabs>
+          <w:tab w:val="left" w:leader="none" w:pos="956"/>
+          <w:tab w:val="left" w:leader="none" w:pos="958"/>
+        </w:tabs>
+        <w:ind w:left="0" w:firstLine="0"/>
+        <w:rPr>
+          <w:rFonts w:ascii="Times New Roman" w:cs="Times New Roman" w:eastAsia="Times New Roman" w:hAnsi="Times New Roman"/>
+        </w:rPr>
+      </w:pPr>
+      <w:bookmarkStart w:colFirst="0" w:colLast="0" w:name="_heading=h.boaw7dm516ig" w:id="21"/>
+      <w:bookmarkEnd w:id="21"/>
+      <w:r>
+        <w:br w:type="page"/>
+      </w:r>
+      <w:r>
+        <w:rPr>
+          <w:rtl w:val="0"/>
+        </w:rPr>
+      </w:r>
+    </w:p>
+    <w:p>
+      <w:pPr>
+        <w:pStyle w:val="Heading2"/>
+        <w:tabs>
+          <w:tab w:val="left" w:leader="none" w:pos="956"/>
+          <w:tab w:val="left" w:leader="none" w:pos="958"/>
+        </w:tabs>
+        <w:ind w:left="0" w:firstLine="0"/>
+        <w:rPr>
+          <w:rFonts w:ascii="Times New Roman" w:cs="Times New Roman" w:eastAsia="Times New Roman" w:hAnsi="Times New Roman"/>
+        </w:rPr>
+      </w:pPr>
+      <w:bookmarkStart w:colFirst="0" w:colLast="0" w:name="_heading=h.s5a8zvjnjb2o" w:id="23"/>
+      <w:bookmarkEnd w:id="23"/>
+      <w:r>
+        <w:rPr>
+          <w:rFonts w:ascii="Times New Roman" w:cs="Times New Roman" w:eastAsia="Times New Roman" w:hAnsi="Times New Roman"/>
+          <w:rtl w:val="0"/>
+        </w:rPr>
+        <w:t xml:space="preserve">3.2</w:t>
+        <w:tab/>
+        <w:t xml:space="preserve">Etapa 2</w:t>
+      </w:r>
+      <w:bookmarkStart w:colFirst="0" w:colLast="0" w:name="bookmark=kix.g53ktt2xct2r" w:id="22"/>
+      <w:bookmarkEnd w:id="22"/>
+      <w:r>
+        <w:rPr>
+          <w:rtl w:val="0"/>
+        </w:rPr>
+      </w:r>
+    </w:p>
+    <w:p>
+      <w:pPr>
+        <w:spacing w:after="240" w:before="240" w:line="360" w:lineRule="auto"/>
+        <w:jc w:val="both"/>
+        <w:rPr/>
+      </w:pPr>
+      <w:r>
+        <w:rPr>
+          <w:rtl w:val="0"/>
+        </w:rPr>
+        <w:t xml:space="preserve">Pentru această etapă, arhitectura vizuală a fost consolidată prin aplicarea unui fișier CSS extern. Schema cromatică a fost generată folosind instrumentul Adobe Color, având ca nuanță de bază un albastru închis (Navy). Conform psihologiei culorilor, această nuanță denotă stabilitate și profesionalism. Cele cinci culori alese au fost definite exclusiv prin variabile CSS la nivelul selectorului root, de exemplu </w:t>
+      </w:r>
+      <w:r>
+        <w:rPr>
+          <w:rFonts w:ascii="Roboto Mono" w:cs="Roboto Mono" w:eastAsia="Roboto Mono" w:hAnsi="Roboto Mono"/>
+          <w:color w:val="188038"/>
+          <w:rtl w:val="0"/>
+        </w:rPr>
+        <w:t xml:space="preserve">:root { --color-primary: #0a192f; --color-accent: #d4af37; }</w:t>
+      </w:r>
+      <w:r>
+        <w:rPr>
+          <w:rtl w:val="0"/>
+        </w:rPr>
+        <w:t xml:space="preserve">. Aceste variabile sunt apoi apelate în întregul document folosind funcția </w:t>
+      </w:r>
+      <w:r>
+        <w:rPr>
+          <w:rFonts w:ascii="Roboto Mono" w:cs="Roboto Mono" w:eastAsia="Roboto Mono" w:hAnsi="Roboto Mono"/>
+          <w:color w:val="188038"/>
+          <w:rtl w:val="0"/>
+        </w:rPr>
+        <w:t xml:space="preserve">var()</w:t>
+      </w:r>
+      <w:r>
+        <w:rPr>
+          <w:rtl w:val="0"/>
+        </w:rPr>
+        <w:t xml:space="preserve">, cum ar fi </w:t>
+      </w:r>
+      <w:r>
+        <w:rPr>
+          <w:rFonts w:ascii="Roboto Mono" w:cs="Roboto Mono" w:eastAsia="Roboto Mono" w:hAnsi="Roboto Mono"/>
+          <w:color w:val="188038"/>
+          <w:rtl w:val="0"/>
+        </w:rPr>
+        <w:t xml:space="preserve">background-color: var(--color-primary);</w:t>
+      </w:r>
+      <w:r>
+        <w:rPr>
+          <w:rtl w:val="0"/>
+        </w:rPr>
+        <w:t xml:space="preserve">, facilitând astfel menținerea unei consistențe perfecte la nivel de design.</w:t>
+      </w:r>
+    </w:p>
+    <w:p>
+      <w:pPr>
+        <w:spacing w:after="240" w:before="240" w:line="360" w:lineRule="auto"/>
+        <w:jc w:val="center"/>
+        <w:rPr/>
+      </w:pPr>
+      <w:r>
+        <w:rPr/>
+        <w:drawing>
+          <wp:inline distB="114300" distT="114300" distL="114300" distR="114300">
+            <wp:extent cx="5510213" cy="503425"/>
+            <wp:effectExtent b="0" l="0" r="0" t="0"/>
+            <wp:docPr id="6" name="image1.png"/>
+            <a:graphic>
+              <a:graphicData uri="http://schemas.openxmlformats.org/drawingml/2006/picture">
+                <pic:pic>
+                  <pic:nvPicPr>
+                    <pic:cNvPr id="0" name="image1.png"/>
+                    <pic:cNvPicPr preferRelativeResize="0"/>
+                  </pic:nvPicPr>
+                  <pic:blipFill>
+                    <a:blip r:embed="rId13"/>
+                    <a:srcRect b="0" l="0" r="0" t="0"/>
+                    <a:stretch>
+                      <a:fillRect/>
+                    </a:stretch>
+                  </pic:blipFill>
+                  <pic:spPr>
+                    <a:xfrm>
+                      <a:off x="0" y="0"/>
+                      <a:ext cx="5510213" cy="503425"/>
+                    </a:xfrm>
+                    <a:prstGeom prst="rect"/>
+                    <a:ln/>
+                  </pic:spPr>
+                </pic:pic>
+              </a:graphicData>
+            </a:graphic>
+          </wp:inline>
+        </w:drawing>
+      </w:r>
+      <w:r>
+        <w:rPr>
+          <w:rtl w:val="0"/>
+        </w:rPr>
+      </w:r>
+    </w:p>
+    <w:p>
+      <w:pPr>
+        <w:spacing w:after="240" w:before="240" w:line="360" w:lineRule="auto"/>
+        <w:jc w:val="both"/>
+        <w:rPr/>
+      </w:pPr>
+      <w:r>
+        <w:rPr>
+          <w:rtl w:val="0"/>
+        </w:rPr>
+        <w:t xml:space="preserve">Layout-ul paginii principale a fost transformat într-o structură complet responsive folosind proprietatea </w:t>
+      </w:r>
+      <w:r>
+        <w:rPr>
+          <w:rFonts w:ascii="Roboto Mono" w:cs="Roboto Mono" w:eastAsia="Roboto Mono" w:hAnsi="Roboto Mono"/>
+          <w:color w:val="188038"/>
+          <w:rtl w:val="0"/>
+        </w:rPr>
+        <w:t xml:space="preserve">grid-template-areas</w:t>
+      </w:r>
+      <w:r>
+        <w:rPr>
+          <w:rtl w:val="0"/>
+        </w:rPr>
+        <w:t xml:space="preserve">. Pe ecranele mari, am definit o hartă a grid-ului de forma </w:t>
+      </w:r>
+      <w:r>
+        <w:rPr>
+          <w:rFonts w:ascii="Roboto Mono" w:cs="Roboto Mono" w:eastAsia="Roboto Mono" w:hAnsi="Roboto Mono"/>
+          <w:color w:val="188038"/>
+          <w:rtl w:val="0"/>
+        </w:rPr>
+        <w:t xml:space="preserve">"poster poster poster poster" "tabel tabel calendar anunturi"</w:t>
+      </w:r>
+      <w:r>
+        <w:rPr>
+          <w:rtl w:val="0"/>
+        </w:rPr>
+        <w:t xml:space="preserve">, împărțind spațiul pe patru coloane. La atingerea unui breakpoint de 75em (definit prin </w:t>
+      </w:r>
+      <w:r>
+        <w:rPr>
+          <w:rFonts w:ascii="Roboto Mono" w:cs="Roboto Mono" w:eastAsia="Roboto Mono" w:hAnsi="Roboto Mono"/>
+          <w:color w:val="188038"/>
+          <w:rtl w:val="0"/>
+        </w:rPr>
+        <w:t xml:space="preserve">@media (max-width: 75em)</w:t>
+      </w:r>
+      <w:r>
+        <w:rPr>
+          <w:rtl w:val="0"/>
+        </w:rPr>
+        <w:t xml:space="preserve">), grid-ul se reconfigurează pe două coloane, iar sub 43.75em se trece la o afișare pe o singură coloană (</w:t>
+      </w:r>
+      <w:r>
+        <w:rPr>
+          <w:rFonts w:ascii="Roboto Mono" w:cs="Roboto Mono" w:eastAsia="Roboto Mono" w:hAnsi="Roboto Mono"/>
+          <w:color w:val="188038"/>
+          <w:rtl w:val="0"/>
+        </w:rPr>
+        <w:t xml:space="preserve">grid-template-columns: 1fr</w:t>
+      </w:r>
+      <w:r>
+        <w:rPr>
+          <w:rtl w:val="0"/>
+        </w:rPr>
+        <w:t xml:space="preserve">). Dimensiunile textului utilizează unități relative, iar adaptarea acestora se face printr-o tranziție fluidă definită pe elementul de bază: </w:t>
+      </w:r>
+      <w:r>
+        <w:rPr>
+          <w:rFonts w:ascii="Roboto Mono" w:cs="Roboto Mono" w:eastAsia="Roboto Mono" w:hAnsi="Roboto Mono"/>
+          <w:color w:val="188038"/>
+          <w:rtl w:val="0"/>
+        </w:rPr>
+        <w:t xml:space="preserve">html { transition: font-size 0.3s ease; }</w:t>
+      </w:r>
+      <w:r>
+        <w:rPr>
+          <w:rtl w:val="0"/>
+        </w:rPr>
+        <w:t xml:space="preserve">. Pe ecranele de dimensiuni mici, animațiile complexe au fost dezactivate (folosind </w:t>
+      </w:r>
+      <w:r>
+        <w:rPr>
+          <w:rFonts w:ascii="Roboto Mono" w:cs="Roboto Mono" w:eastAsia="Roboto Mono" w:hAnsi="Roboto Mono"/>
+          <w:color w:val="188038"/>
+          <w:rtl w:val="0"/>
+        </w:rPr>
+        <w:t xml:space="preserve">animation: none !important;</w:t>
+      </w:r>
+      <w:r>
+        <w:rPr>
+          <w:rtl w:val="0"/>
+        </w:rPr>
+        <w:t xml:space="preserve">) pentru a optimiza performanța dispozitivelor mobile.</w:t>
+      </w:r>
+    </w:p>
+    <w:p>
+      <w:pPr>
+        <w:spacing w:after="240" w:before="240" w:line="360" w:lineRule="auto"/>
+        <w:jc w:val="both"/>
+        <w:rPr/>
+      </w:pPr>
+      <w:r>
+        <w:rPr>
+          <w:rtl w:val="0"/>
+        </w:rPr>
+        <w:t xml:space="preserve">Elementele specifice ale paginii au primit stilizări dinamice pentru a spori interactivitatea. Tabelul de date a fost formatat aplicând un efect de umbră alternant pe rânduri, utilizând selectori de tipul </w:t>
+      </w:r>
+      <w:r>
+        <w:rPr>
+          <w:rFonts w:ascii="Roboto Mono" w:cs="Roboto Mono" w:eastAsia="Roboto Mono" w:hAnsi="Roboto Mono"/>
+          <w:color w:val="188038"/>
+          <w:rtl w:val="0"/>
+        </w:rPr>
+        <w:t xml:space="preserve">tr:nth-child(even) { box-shadow: 0 4px 6px rgba(0,0,0,0.1); }</w:t>
+      </w:r>
+      <w:r>
+        <w:rPr>
+          <w:rtl w:val="0"/>
+        </w:rPr>
+        <w:t xml:space="preserve">. Pentru un feedback vizual clar, la trecerea cursorului peste un rând (</w:t>
+      </w:r>
+      <w:r>
+        <w:rPr>
+          <w:rFonts w:ascii="Roboto Mono" w:cs="Roboto Mono" w:eastAsia="Roboto Mono" w:hAnsi="Roboto Mono"/>
+          <w:color w:val="188038"/>
+          <w:rtl w:val="0"/>
+        </w:rPr>
+        <w:t xml:space="preserve">tr:hover</w:t>
+      </w:r>
+      <w:r>
+        <w:rPr>
+          <w:rtl w:val="0"/>
+        </w:rPr>
+        <w:t xml:space="preserve">), dimensiunea fontului celulelor crește (de exemplu, de la </w:t>
+      </w:r>
+      <w:r>
+        <w:rPr>
+          <w:rFonts w:ascii="Roboto Mono" w:cs="Roboto Mono" w:eastAsia="Roboto Mono" w:hAnsi="Roboto Mono"/>
+          <w:color w:val="188038"/>
+          <w:rtl w:val="0"/>
+        </w:rPr>
+        <w:t xml:space="preserve">1rem</w:t>
+      </w:r>
+      <w:r>
+        <w:rPr>
+          <w:rtl w:val="0"/>
+        </w:rPr>
+        <w:t xml:space="preserve"> la </w:t>
+      </w:r>
+      <w:r>
+        <w:rPr>
+          <w:rFonts w:ascii="Roboto Mono" w:cs="Roboto Mono" w:eastAsia="Roboto Mono" w:hAnsi="Roboto Mono"/>
+          <w:color w:val="188038"/>
+          <w:rtl w:val="0"/>
+        </w:rPr>
+        <w:t xml:space="preserve">1.2rem</w:t>
+      </w:r>
+      <w:r>
+        <w:rPr>
+          <w:rtl w:val="0"/>
+        </w:rPr>
+        <w:t xml:space="preserve">) pe parcursul unei tranziții de 0.75 secunde. Navigarea media a fost realizată printr-un container cu </w:t>
+      </w:r>
+      <w:r>
+        <w:rPr>
+          <w:rFonts w:ascii="Roboto Mono" w:cs="Roboto Mono" w:eastAsia="Roboto Mono" w:hAnsi="Roboto Mono"/>
+          <w:color w:val="188038"/>
+          <w:rtl w:val="0"/>
+        </w:rPr>
+        <w:t xml:space="preserve">display: flex; flex-direction: column;</w:t>
+      </w:r>
+      <w:r>
+        <w:rPr>
+          <w:rtl w:val="0"/>
+        </w:rPr>
+        <w:t xml:space="preserve">, permițând alinierea elegantă a tab-urilor care încarcă videoclipuri în iframe-ul alăturat. În final, butonul de revenire sus a fost creat fixând poziția (</w:t>
+      </w:r>
+      <w:r>
+        <w:rPr>
+          <w:rFonts w:ascii="Roboto Mono" w:cs="Roboto Mono" w:eastAsia="Roboto Mono" w:hAnsi="Roboto Mono"/>
+          <w:color w:val="188038"/>
+          <w:rtl w:val="0"/>
+        </w:rPr>
+        <w:t xml:space="preserve">position: fixed; bottom: 20px; right: 20px;</w:t>
+      </w:r>
+      <w:r>
+        <w:rPr>
+          <w:rtl w:val="0"/>
+        </w:rPr>
+        <w:t xml:space="preserve">) și folosind entitatea HTML </w:t>
+      </w:r>
+      <w:r>
+        <w:rPr>
+          <w:rFonts w:ascii="Roboto Mono" w:cs="Roboto Mono" w:eastAsia="Roboto Mono" w:hAnsi="Roboto Mono"/>
+          <w:color w:val="188038"/>
+          <w:rtl w:val="0"/>
+        </w:rPr>
+        <w:t xml:space="preserve">&amp;#5123;</w:t>
+      </w:r>
+      <w:r>
+        <w:rPr>
+          <w:rtl w:val="0"/>
+        </w:rPr>
+        <w:t xml:space="preserve"> pentru a genera triunghiul indicator (ᐃ), a cărui transparență se modifică de la </w:t>
+      </w:r>
+      <w:r>
+        <w:rPr>
+          <w:rFonts w:ascii="Roboto Mono" w:cs="Roboto Mono" w:eastAsia="Roboto Mono" w:hAnsi="Roboto Mono"/>
+          <w:color w:val="188038"/>
+          <w:rtl w:val="0"/>
+        </w:rPr>
+        <w:t xml:space="preserve">opacity: 0.5</w:t>
+      </w:r>
+      <w:r>
+        <w:rPr>
+          <w:rtl w:val="0"/>
+        </w:rPr>
+        <w:t xml:space="preserve"> la </w:t>
+      </w:r>
+      <w:r>
+        <w:rPr>
+          <w:rFonts w:ascii="Roboto Mono" w:cs="Roboto Mono" w:eastAsia="Roboto Mono" w:hAnsi="Roboto Mono"/>
+          <w:color w:val="188038"/>
+          <w:rtl w:val="0"/>
+        </w:rPr>
+        <w:t xml:space="preserve">1</w:t>
+      </w:r>
+      <w:r>
+        <w:rPr>
+          <w:rtl w:val="0"/>
+        </w:rPr>
+        <w:t xml:space="preserve"> la interacțiunea cu utilizatorul.</w:t>
+      </w:r>
       <w:r>
         <w:rPr>
           <w:rtl w:val="0"/>
@@ -4098,8 +4487,8 @@
       </w:r>
     </w:p>
     <w:sectPr>
-      <w:headerReference r:id="rId13" w:type="default"/>
-      <w:footerReference r:id="rId14" w:type="default"/>
+      <w:headerReference r:id="rId14" w:type="default"/>
+      <w:footerReference r:id="rId15" w:type="default"/>
       <w:type w:val="nextPage"/>
       <w:pgSz w:h="16840" w:w="11910" w:orient="portrait"/>
       <w:pgMar w:bottom="1440" w:top="1440" w:left="1440" w:right="1440" w:header="0" w:footer="893"/>
@@ -4247,12 +4636,12 @@
               <wp:extent cx="160655" cy="248920"/>
               <wp:effectExtent b="0" l="0" r="0" t="0"/>
               <wp:wrapNone/>
-              <wp:docPr id="4" name="image3.png"/>
+              <wp:docPr id="4" name="image4.png"/>
               <a:graphic>
                 <a:graphicData uri="http://schemas.openxmlformats.org/drawingml/2006/picture">
                   <pic:pic>
                     <pic:nvPicPr>
-                      <pic:cNvPr id="0" name="image3.png"/>
+                      <pic:cNvPr id="0" name="image4.png"/>
                       <pic:cNvPicPr preferRelativeResize="0"/>
                     </pic:nvPicPr>
                     <pic:blipFill>
@@ -5780,7 +6169,7 @@
 
 <file path=customXML/item1.xml><?xml version="1.0" encoding="utf-8"?>
 <go:gDocsCustomXmlDataStorage xmlns:go="http://customooxmlschemas.google.com/" xmlns:r="http://schemas.openxmlformats.org/officeDocument/2006/relationships" uri="GoogleDocsCustomDataVersion2">
-  <go:docsCustomData xmlns:go="http://customooxmlschemas.google.com/" roundtripDataSignature="AMtx7mhw6zjZqqBcPkjPBfJD13IsApQO9A==">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</go:docsCustomData>
+  <go:docsCustomData xmlns:go="http://customooxmlschemas.google.com/" roundtripDataSignature="AMtx7mgSw3/7KNkOTLZa2p0587rG8GAejA==">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</go:docsCustomData>
 </go:gDocsCustomXmlDataStorage>
 </file>
 

--- a/AeroLux Jets.docx
+++ b/AeroLux Jets.docx
@@ -102,7 +102,7 @@
     </w:p>
     <w:sdt>
       <w:sdtPr>
-        <w:id w:val="319735424"/>
+        <w:id w:val="-1520533970"/>
         <w:tag w:val="goog_rdk_0"/>
       </w:sdtPr>
       <w:sdtContent>
@@ -135,12 +135,12 @@
                 <wp:extent cx="1223984" cy="1511204"/>
                 <wp:effectExtent b="0" l="0" r="0" t="0"/>
                 <wp:wrapNone/>
-                <wp:docPr id="7" name="image2.png"/>
+                <wp:docPr id="7" name="image3.png"/>
                 <a:graphic>
                   <a:graphicData uri="http://schemas.openxmlformats.org/drawingml/2006/picture">
                     <pic:pic>
                       <pic:nvPicPr>
-                        <pic:cNvPr id="0" name="image2.png"/>
+                        <pic:cNvPr id="0" name="image3.png"/>
                         <pic:cNvPicPr preferRelativeResize="0"/>
                       </pic:nvPicPr>
                       <pic:blipFill>
@@ -177,12 +177,12 @@
                 <wp:extent cx="1223984" cy="1417678"/>
                 <wp:effectExtent b="0" l="0" r="0" t="0"/>
                 <wp:wrapNone/>
-                <wp:docPr id="5" name="image3.png"/>
+                <wp:docPr id="5" name="image2.png"/>
                 <a:graphic>
                   <a:graphicData uri="http://schemas.openxmlformats.org/drawingml/2006/picture">
                     <pic:pic>
                       <pic:nvPicPr>
-                        <pic:cNvPr id="0" name="image3.png"/>
+                        <pic:cNvPr id="0" name="image2.png"/>
                         <pic:cNvPicPr preferRelativeResize="0"/>
                       </pic:nvPicPr>
                       <pic:blipFill>
@@ -687,7 +687,7 @@
     </w:p>
     <w:sdt>
       <w:sdtPr>
-        <w:id w:val="-942639785"/>
+        <w:id w:val="-988878942"/>
         <w:tag w:val="goog_rdk_1"/>
       </w:sdtPr>
       <w:sdtContent>
@@ -712,7 +712,7 @@
     </w:sdt>
     <w:sdt>
       <w:sdtPr>
-        <w:id w:val="-1002039875"/>
+        <w:id w:val="371612624"/>
         <w:tag w:val="goog_rdk_2"/>
       </w:sdtPr>
       <w:sdtContent>
@@ -1034,7 +1034,7 @@
     </w:p>
     <w:sdt>
       <w:sdtPr>
-        <w:id w:val="-534488358"/>
+        <w:id w:val="-1814286618"/>
         <w:docPartObj>
           <w:docPartGallery w:val="Table of Contents"/>
           <w:docPartUnique w:val="1"/>
@@ -1695,7 +1695,7 @@
     </w:p>
     <w:sdt>
       <w:sdtPr>
-        <w:id w:val="-1327954061"/>
+        <w:id w:val="565740674"/>
         <w:tag w:val="goog_rdk_3"/>
       </w:sdtPr>
       <w:sdtContent>
@@ -4479,6 +4479,328 @@
           <w:rtl w:val="0"/>
         </w:rPr>
         <w:t xml:space="preserve"> la interacțiunea cu utilizatorul.</w:t>
+      </w:r>
+    </w:p>
+    <w:p>
+      <w:pPr>
+        <w:pStyle w:val="Heading2"/>
+        <w:tabs>
+          <w:tab w:val="left" w:leader="none" w:pos="956"/>
+          <w:tab w:val="left" w:leader="none" w:pos="958"/>
+        </w:tabs>
+        <w:ind w:left="0" w:firstLine="0"/>
+        <w:rPr>
+          <w:rFonts w:ascii="Times New Roman" w:cs="Times New Roman" w:eastAsia="Times New Roman" w:hAnsi="Times New Roman"/>
+        </w:rPr>
+      </w:pPr>
+      <w:bookmarkStart w:colFirst="0" w:colLast="0" w:name="_heading=h.xeickmyidckv" w:id="25"/>
+      <w:bookmarkEnd w:id="25"/>
+      <w:r>
+        <w:rPr>
+          <w:rFonts w:ascii="Times New Roman" w:cs="Times New Roman" w:eastAsia="Times New Roman" w:hAnsi="Times New Roman"/>
+          <w:rtl w:val="0"/>
+        </w:rPr>
+        <w:t xml:space="preserve">3.3</w:t>
+        <w:tab/>
+        <w:t xml:space="preserve">Etapa 3</w:t>
+      </w:r>
+      <w:bookmarkStart w:colFirst="0" w:colLast="0" w:name="bookmark=kix.b3itndcv2m60" w:id="24"/>
+      <w:bookmarkEnd w:id="24"/>
+      <w:r>
+        <w:rPr>
+          <w:rtl w:val="0"/>
+        </w:rPr>
+      </w:r>
+    </w:p>
+    <w:p>
+      <w:pPr>
+        <w:spacing w:after="240" w:before="240" w:line="360" w:lineRule="auto"/>
+        <w:jc w:val="both"/>
+        <w:rPr/>
+      </w:pPr>
+      <w:r>
+        <w:rPr>
+          <w:rtl w:val="0"/>
+        </w:rPr>
+        <w:t xml:space="preserve">Pentru această etapă, funcționalitatea și aspectul site-ului au fost extinse prin implementarea unui meniu de navigare responsiv și a unui stil dedicat pentru printare, folosind preprocesorul SASS. Meniul a fost construit semantic cu ajutorul tagului </w:t>
+      </w:r>
+      <w:r>
+        <w:rPr>
+          <w:rFonts w:ascii="Roboto Mono" w:cs="Roboto Mono" w:eastAsia="Roboto Mono" w:hAnsi="Roboto Mono"/>
+          <w:color w:val="188038"/>
+          <w:rtl w:val="0"/>
+        </w:rPr>
+        <w:t xml:space="preserve">&lt;nav&gt;</w:t>
+      </w:r>
+      <w:r>
+        <w:rPr>
+          <w:rtl w:val="0"/>
+        </w:rPr>
+        <w:t xml:space="preserve"> care conține o listă neordonată, fiecărei opțiuni principale fiindu-i asociat un icon reprezentativ din Font Awesome. Pentru stilizare, codul a fost redactat în SASS, utilizând intens imbricarea pentru selectorii complecși și directiva </w:t>
+      </w:r>
+      <w:r>
+        <w:rPr>
+          <w:rFonts w:ascii="Roboto Mono" w:cs="Roboto Mono" w:eastAsia="Roboto Mono" w:hAnsi="Roboto Mono"/>
+          <w:color w:val="188038"/>
+          <w:rtl w:val="0"/>
+        </w:rPr>
+        <w:t xml:space="preserve">@extend</w:t>
+      </w:r>
+      <w:r>
+        <w:rPr>
+          <w:rtl w:val="0"/>
+        </w:rPr>
+        <w:t xml:space="preserve"> pentru a eficientiza blocurile de cod similare. Informațiile dependente de tema cromatică au fost stocate în variabile CSS, declarate direct în selectorul </w:t>
+      </w:r>
+      <w:r>
+        <w:rPr>
+          <w:rFonts w:ascii="Roboto Mono" w:cs="Roboto Mono" w:eastAsia="Roboto Mono" w:hAnsi="Roboto Mono"/>
+          <w:color w:val="188038"/>
+          <w:rtl w:val="0"/>
+        </w:rPr>
+        <w:t xml:space="preserve">body</w:t>
+      </w:r>
+      <w:r>
+        <w:rPr>
+          <w:rtl w:val="0"/>
+        </w:rPr>
+        <w:t xml:space="preserve">, facilitând astfel mentenanța. Pe ecranele mari, la trecerea cursorului peste o opțiune, un pseudoelement </w:t>
+      </w:r>
+      <w:r>
+        <w:rPr>
+          <w:rFonts w:ascii="Roboto Mono" w:cs="Roboto Mono" w:eastAsia="Roboto Mono" w:hAnsi="Roboto Mono"/>
+          <w:color w:val="188038"/>
+          <w:rtl w:val="0"/>
+        </w:rPr>
+        <w:t xml:space="preserve">::before</w:t>
+      </w:r>
+      <w:r>
+        <w:rPr>
+          <w:rtl w:val="0"/>
+        </w:rPr>
+        <w:t xml:space="preserve"> sau </w:t>
+      </w:r>
+      <w:r>
+        <w:rPr>
+          <w:rFonts w:ascii="Roboto Mono" w:cs="Roboto Mono" w:eastAsia="Roboto Mono" w:hAnsi="Roboto Mono"/>
+          <w:color w:val="188038"/>
+          <w:rtl w:val="0"/>
+        </w:rPr>
+        <w:t xml:space="preserve">::after</w:t>
+      </w:r>
+      <w:r>
+        <w:rPr>
+          <w:rtl w:val="0"/>
+        </w:rPr>
+        <w:t xml:space="preserve"> generează o bară cu background în gradient care glisează vizual. La redimensionarea pe ecran mediu, layout-ul se adaptează: textul opțiunilor este ascuns, rămânând vizibile exclusiv icon-urile Font Awesome.</w:t>
+      </w:r>
+    </w:p>
+    <w:p>
+      <w:pPr>
+        <w:spacing w:after="240" w:before="240" w:line="360" w:lineRule="auto"/>
+        <w:jc w:val="both"/>
+        <w:rPr/>
+      </w:pPr>
+      <w:r>
+        <w:rPr>
+          <w:rtl w:val="0"/>
+        </w:rPr>
+        <w:t xml:space="preserve">Pe ecranele de dimensiuni mici, opțiunile sunt ascunse și se afișează un "hamburger menu" creat exclusiv din cod, fără imagini. Acesta folosește un container cu trei elemente </w:t>
+      </w:r>
+      <w:r>
+        <w:rPr>
+          <w:rFonts w:ascii="Roboto Mono" w:cs="Roboto Mono" w:eastAsia="Roboto Mono" w:hAnsi="Roboto Mono"/>
+          <w:color w:val="188038"/>
+          <w:rtl w:val="0"/>
+        </w:rPr>
+        <w:t xml:space="preserve">&lt;div&gt;</w:t>
+      </w:r>
+      <w:r>
+        <w:rPr>
+          <w:rtl w:val="0"/>
+        </w:rPr>
+        <w:t xml:space="preserve"> poziționate absolut, care primesc proprietăți de </w:t>
+      </w:r>
+      <w:r>
+        <w:rPr>
+          <w:rFonts w:ascii="Roboto Mono" w:cs="Roboto Mono" w:eastAsia="Roboto Mono" w:hAnsi="Roboto Mono"/>
+          <w:color w:val="188038"/>
+          <w:rtl w:val="0"/>
+        </w:rPr>
+        <w:t xml:space="preserve">width</w:t>
+      </w:r>
+      <w:r>
+        <w:rPr>
+          <w:rtl w:val="0"/>
+        </w:rPr>
+        <w:t xml:space="preserve">, </w:t>
+      </w:r>
+      <w:r>
+        <w:rPr>
+          <w:rFonts w:ascii="Roboto Mono" w:cs="Roboto Mono" w:eastAsia="Roboto Mono" w:hAnsi="Roboto Mono"/>
+          <w:color w:val="188038"/>
+          <w:rtl w:val="0"/>
+        </w:rPr>
+        <w:t xml:space="preserve">height</w:t>
+      </w:r>
+      <w:r>
+        <w:rPr>
+          <w:rtl w:val="0"/>
+        </w:rPr>
+        <w:t xml:space="preserve"> și </w:t>
+      </w:r>
+      <w:r>
+        <w:rPr>
+          <w:rFonts w:ascii="Roboto Mono" w:cs="Roboto Mono" w:eastAsia="Roboto Mono" w:hAnsi="Roboto Mono"/>
+          <w:color w:val="188038"/>
+          <w:rtl w:val="0"/>
+        </w:rPr>
+        <w:t xml:space="preserve">background</w:t>
+      </w:r>
+      <w:r>
+        <w:rPr>
+          <w:rtl w:val="0"/>
+        </w:rPr>
+        <w:t xml:space="preserve"> pentru a simula cele trei bare. La interacțiunea pe ecranele mici, s-a implementat o animație avansată asupra divurilor, care modifică simultan culoarea, aplică o transformare geometrică și schimbă opacitatea pe parcursul a minim 3 cadre cheie. Pentru un efect vizual fluid, fiecare bară a primit animația cu un delay diferit (de exemplu </w:t>
+      </w:r>
+      <w:r>
+        <w:rPr>
+          <w:rFonts w:ascii="Roboto Mono" w:cs="Roboto Mono" w:eastAsia="Roboto Mono" w:hAnsi="Roboto Mono"/>
+          <w:color w:val="188038"/>
+          <w:rtl w:val="0"/>
+        </w:rPr>
+        <w:t xml:space="preserve">t=300</w:t>
+      </w:r>
+      <w:r>
+        <w:rPr>
+          <w:rtl w:val="0"/>
+        </w:rPr>
+        <w:t xml:space="preserve">), generat dinamic cu ajutorul unei instrucțiuni repetitive </w:t>
+      </w:r>
+      <w:r>
+        <w:rPr>
+          <w:rFonts w:ascii="Roboto Mono" w:cs="Roboto Mono" w:eastAsia="Roboto Mono" w:hAnsi="Roboto Mono"/>
+          <w:color w:val="188038"/>
+          <w:rtl w:val="0"/>
+        </w:rPr>
+        <w:t xml:space="preserve">@for</w:t>
+      </w:r>
+      <w:r>
+        <w:rPr>
+          <w:rtl w:val="0"/>
+        </w:rPr>
+        <w:t xml:space="preserve"> scrise în SASS.</w:t>
+      </w:r>
+    </w:p>
+    <w:p>
+      <w:pPr>
+        <w:spacing w:after="240" w:before="240" w:line="360" w:lineRule="auto"/>
+        <w:jc w:val="both"/>
+        <w:rPr/>
+      </w:pPr>
+      <w:r>
+        <w:rPr>
+          <w:rtl w:val="0"/>
+        </w:rPr>
+        <w:t xml:space="preserve">Stilul pentru printare a fost definit separat pentru a asigura un aspect curat și profesional pe hârtie. Un paragraf cu textul „Acesta este un proiect școlar!” a fost preluat din footer și poziționat în dreapta-sus a primei pagini, având o lățime de 50% din conținut și un border negru cu linie dublă. Toate elementele media, inclusiv imaginile și iframe-urile, au fost ascunse folosind </w:t>
+      </w:r>
+      <w:r>
+        <w:rPr>
+          <w:rFonts w:ascii="Roboto Mono" w:cs="Roboto Mono" w:eastAsia="Roboto Mono" w:hAnsi="Roboto Mono"/>
+          <w:color w:val="188038"/>
+          <w:rtl w:val="0"/>
+        </w:rPr>
+        <w:t xml:space="preserve">display: none;</w:t>
+      </w:r>
+      <w:r>
+        <w:rPr>
+          <w:rtl w:val="0"/>
+        </w:rPr>
+        <w:t xml:space="preserve">, iar linkurile au fost reformatate ca text normal, eliminându-se sublinierile. Pentru a evita secționarea celulelor pe pagini diferite, gridul paginii a fost suprascris cu </w:t>
+      </w:r>
+      <w:r>
+        <w:rPr>
+          <w:rFonts w:ascii="Roboto Mono" w:cs="Roboto Mono" w:eastAsia="Roboto Mono" w:hAnsi="Roboto Mono"/>
+          <w:color w:val="188038"/>
+          <w:rtl w:val="0"/>
+        </w:rPr>
+        <w:t xml:space="preserve">display: block;</w:t>
+      </w:r>
+      <w:r>
+        <w:rPr>
+          <w:rtl w:val="0"/>
+        </w:rPr>
+        <w:t xml:space="preserve">. Titlul </w:t>
+      </w:r>
+      <w:r>
+        <w:rPr>
+          <w:rFonts w:ascii="Roboto Mono" w:cs="Roboto Mono" w:eastAsia="Roboto Mono" w:hAnsi="Roboto Mono"/>
+          <w:color w:val="188038"/>
+          <w:rtl w:val="0"/>
+        </w:rPr>
+        <w:t xml:space="preserve">&lt;h1&gt;</w:t>
+      </w:r>
+      <w:r>
+        <w:rPr>
+          <w:rtl w:val="0"/>
+        </w:rPr>
+        <w:t xml:space="preserve"> a fost centrat pe prima pagină, urmat de meniul afișat ca o listă verticală, după care s-a forțat o întrerupere de pagină (de exemplu prin </w:t>
+      </w:r>
+      <w:r>
+        <w:rPr>
+          <w:rFonts w:ascii="Roboto Mono" w:cs="Roboto Mono" w:eastAsia="Roboto Mono" w:hAnsi="Roboto Mono"/>
+          <w:color w:val="188038"/>
+          <w:rtl w:val="0"/>
+        </w:rPr>
+        <w:t xml:space="preserve">break-after: page;</w:t>
+      </w:r>
+      <w:r>
+        <w:rPr>
+          <w:rtl w:val="0"/>
+        </w:rPr>
+        <w:t xml:space="preserve">), procedură repetată și înaintea footer-ului. Pe fiecare pagină a fost integrat un watermark centrat, conținând numele și prenumele pe două rânduri, având dimensiuni relative (60% lățime și 10% înălțime) și o culoare neagră cu </w:t>
+      </w:r>
+      <w:r>
+        <w:rPr>
+          <w:rFonts w:ascii="Roboto Mono" w:cs="Roboto Mono" w:eastAsia="Roboto Mono" w:hAnsi="Roboto Mono"/>
+          <w:color w:val="188038"/>
+          <w:rtl w:val="0"/>
+        </w:rPr>
+        <w:t xml:space="preserve">opacity: 0.3</w:t>
+      </w:r>
+      <w:r>
+        <w:rPr>
+          <w:rtl w:val="0"/>
+        </w:rPr>
+        <w:t xml:space="preserve">. În final, pentru o legare corectă a documentului fizic, s-au setat margini asimetrice folosind pseudo-clasele </w:t>
+      </w:r>
+      <w:r>
+        <w:rPr>
+          <w:rFonts w:ascii="Roboto Mono" w:cs="Roboto Mono" w:eastAsia="Roboto Mono" w:hAnsi="Roboto Mono"/>
+          <w:color w:val="188038"/>
+          <w:rtl w:val="0"/>
+        </w:rPr>
+        <w:t xml:space="preserve">@page :left</w:t>
+      </w:r>
+      <w:r>
+        <w:rPr>
+          <w:rtl w:val="0"/>
+        </w:rPr>
+        <w:t xml:space="preserve"> (margine stângă de 2cm, dreaptă de 1cm) și </w:t>
+      </w:r>
+      <w:r>
+        <w:rPr>
+          <w:rFonts w:ascii="Roboto Mono" w:cs="Roboto Mono" w:eastAsia="Roboto Mono" w:hAnsi="Roboto Mono"/>
+          <w:color w:val="188038"/>
+          <w:rtl w:val="0"/>
+        </w:rPr>
+        <w:t xml:space="preserve">@page :right</w:t>
+      </w:r>
+      <w:r>
+        <w:rPr>
+          <w:rtl w:val="0"/>
+        </w:rPr>
+        <w:t xml:space="preserve"> (margine dreaptă de 2cm, stângă de 1cm).</w:t>
       </w:r>
       <w:r>
         <w:rPr>
@@ -6169,7 +6491,7 @@
 
 <file path=customXML/item1.xml><?xml version="1.0" encoding="utf-8"?>
 <go:gDocsCustomXmlDataStorage xmlns:go="http://customooxmlschemas.google.com/" xmlns:r="http://schemas.openxmlformats.org/officeDocument/2006/relationships" uri="GoogleDocsCustomDataVersion2">
-  <go:docsCustomData xmlns:go="http://customooxmlschemas.google.com/" roundtripDataSignature="AMtx7mgSw3/7KNkOTLZa2p0587rG8GAejA==">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</go:docsCustomData>
+  <go:docsCustomData xmlns:go="http://customooxmlschemas.google.com/" roundtripDataSignature="AMtx7miI1G8L8Td6pJefIW0qV+lbmsf9wA==">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</go:docsCustomData>
 </go:gDocsCustomXmlDataStorage>
 </file>
 
